--- a/javoblar/031.docx
+++ b/javoblar/031.docx
@@ -8,7 +8,7 @@
         <w:spacing w:after="200"/>
       </w:pPr>
       <w:r>
-        <w:t xml:space="preserve">31. Vaksinalarni saqlash va tashishga qo'yilgan talablar. Sovuqlik zanjiri va uning ahamiyati</w:t>
+        <w:t xml:space="preserve">31. Sterilizatsiya turlari va usullari, ularning epidemiologik ahamiyati</w:t>
       </w:r>
     </w:p>
     <w:p>
@@ -17,7 +17,7 @@
         <w:jc w:val="both"/>
       </w:pPr>
       <w:r>
-        <w:t xml:space="preserve">Vaksinalar — biologik faol immunobiologik preparatlar bo'lib, ularning samaradorligi to'g'ri harorat sharoitida saqlanishiga bevosita bog'liq. Harorat rejimining buzilishi vaksina faolligini (immunogenligini) qaytarib bo'lmas darajada pasaytiradi, natijada emlash samarasiz bo'lib qoladi. Shu sababli vaksinalarni ishlab chiqarilgan joydan emlash nuqtasigacha uzluksiz nazorat qilinadigan harorat sharoitida yetkazish tizimi — sovuqlik zanjiri — immunprofilaktikaning asosiy shartlaridan biridir [1][2]. Vaksinalar yorug'likka ham sezgir bo'lishi mumkin, shu bois ularni to'g'ridan-to'g'ri quyosh nuridan va kuchli sun'iy yorug'likdan himoya qilish talab etiladi. Bu omillarning barchasi vaksinaning biologik faolligini — ya'ni organizmda immun javob uyg'otish qobiliyatini saqlashga qaratilgan.</w:t>
+        <w:t xml:space="preserve">Sterilizatsiya — obyektda barcha mikroorganizmlarni, jumladan ularning eng chidamli shakllari bo'lmish sporalarni ham to'liq yo'q qilishga qaratilgan jarayondir. U dezinfeksiyadan tubdan farq qiladi: dezinfeksiya asosan vegetativ patogen shakllarni yo'qotsa, sterilizatsiya mutlaq mikrobsizlikni ta'minlaydi. Sterilizatsiya, ayniqsa, steril to'qimalar bilan kontaktga kiradigan tibbiy asboblar (jarrohlik asboblari, in'yeksiya vositalari, kateterlar) uchun zarur. U shifoxona ichi infeksiyalarining, jumladan qon orqali yuqadigan infeksiyalarning oldini olishda hal qiluvchi ahamiyatga ega [1][2].</w:t>
       </w:r>
     </w:p>
     <w:p>
@@ -26,7 +26,7 @@
         <w:spacing w:after="80" w:before="160"/>
       </w:pPr>
       <w:r>
-        <w:t xml:space="preserve">Sovuqlik zanjiri tushunchasi</w:t>
+        <w:t xml:space="preserve">Sterilizatsiya bosqichlari</w:t>
       </w:r>
     </w:p>
     <w:p>
@@ -35,7 +35,7 @@
         <w:jc w:val="both"/>
       </w:pPr>
       <w:r>
-        <w:t xml:space="preserve">Sovuqlik zanjiri — vaksinalarni ishlab chiqaruvchidan to iste'molchiga (emlanuvchiga) qadar barcha bosqichlarda JSST tomonidan tavsiya etilgan harorat oralig'ida saqlash va tashishni ta'minlovchi uzluksiz tizimdir [2]. Bu tizim o'zaro bog'langan jihozlar, tashish vositalari, malakali xodimlar va nazorat tartiblaridan iborat. Zanjirning uzluksizligi — uning mohiyati: biror bosqichda harorat buzilsa, butun zanjir buzilgan hisoblanadi. Jahon sog'liqni saqlash tashkiloti va JSSTning Kengaytirilgan immunizatsiya dasturi (EPI) sovuqlik zanjiriga qat'iy talablar qo'yadi [2]. Sovuqlik zanjiri uch tarkibiy qismdan iborat deb qaraladi: jihozlar (sovutuvchi uskunalar), tashish vositalari va malakali kadrlar hamda nazorat tartiblari. Ularning har biri uzluksiz ishlashi zarur, aks holda vaksina sifati xavf ostida qoladi. Milliy darajadan tuman va qishloq darajasigacha bo'lgan har bir bo'g'inda harorat rejimi saqlanishi kerak.</w:t>
+        <w:t xml:space="preserve">Sterilizatsiya yakka jarayon emas, balki ketma-ket bosqichlarning yakuniy halqasidir. Tibbiy asboblarni qayta ishlash dezinfeksiya (qo'zg'atuvchilarni yo'q qilish va xodim xavfsizligi), sterilizatsiyadan oldingi tozalash (qon, oqsil va organik qoldiqlarni olib tashlash), quritish, nazorat va qadoqlashdan so'ng sterilizatsiya bilan yakunlanadi. Sterilizatsiyadan oldin obyektning yaxshi tozalanishi muhim, chunki organik qoldiq mikroorganizmlarni himoya qilib, sterilizatsiya samaradorligini keskin pasaytiradi. Shu bois har bir bosqich sterilizatsiyaning ishonchliligini ta'minlaydi va bu bosqichlarning ketma-ketligiga qat'iy rioya qilish shart [1].</w:t>
       </w:r>
     </w:p>
     <w:p>
@@ -44,7 +44,7 @@
         <w:spacing w:after="80" w:before="160"/>
       </w:pPr>
       <w:r>
-        <w:t xml:space="preserve">Saqlash harorati</w:t>
+        <w:t xml:space="preserve">Fizik sterilizatsiya usullari</w:t>
       </w:r>
     </w:p>
     <w:p>
@@ -53,7 +53,106 @@
         <w:jc w:val="both"/>
       </w:pPr>
       <w:r>
-        <w:t xml:space="preserve">Ko'pchilik vaksinalar uchun standart saqlash harorati +2°C dan +8°C gacha bo'lgan oraliqdir [2]. Ayrim vaksinalar o'ta past haroratni talab qiladi: masalan, ba'zi mRNK vaksinalar -60°C dan -80°C gacha haroratda saqlanadi va eritilgach cheklangan muddat ichida ishlatilishi kerak [2]. O'ta past haroratni talab qiluvchi vaksinalar maxsus ultra-sovutuvchi jihozlar va quruq muz yordamida saqlanadi hamda tashiladi. Vaksinalarni saqlashda quyidagi asosiy tamoyillarga rioya qilinadi:</w:t>
+        <w:t xml:space="preserve">Fizik usullar eng keng tarqalgan va ishonchli hisoblanadi. Bug' usuli (avtoklavlashtirish) — yuqori bosimli to'yingan bug' yordamida amalga oshiriladi va ko'pchilik metall asboblar, to'qima materiallar, shisha buyumlar uchun qo'llaniladi; u tez va samarali. Quruq issiq havo usuli (quruq-havo shkafi) — yuqori harorat bilan issiqlikka chidamli metall va shisha buyumlarni sterilizatsiya qiladi. Ikkala usul ham yuqori haroratga asoslangan bo'lib, mikroorganizmlar va ularning sporalarini oqsil denaturatsiyasi orqali halok qiladi. Nurli sterilizatsiya (gamma-nurlar) esa bir marta ishlatiladigan tibbiy mahsulotlarni (shpritslar, kateterlar, qo'lqoplar) sanoat sharoitida sterilizatsiya qilishda qo'llaniladi [1][2]. Bug' usuli eng afzal hisoblanadi, chunki u ekologik toza, tez va ishonchli; shuning uchun davolash muassasalarida avtoklavlashtirish asosiy usuldir. Quruq issiq havo esa nam bug' zararli ta'sir qiladigan yoki metall asboblarni korroziyadan himoya qilish zarur bo'lgan hollarda qo'llaniladi. Har bir usul uchun aniq harorat, bosim va ekspozitsiya vaqti rejimlari belgilangan bo'lib, ularga qat'iy rioya qilish sterilizatsiya natijasini belgilaydi.</w:t>
+      </w:r>
+    </w:p>
+    <w:p>
+      <w:pPr>
+        <w:pStyle w:val="Heading2"/>
+        <w:spacing w:after="80" w:before="160"/>
+      </w:pPr>
+      <w:r>
+        <w:t xml:space="preserve">Kimyoviy va boshqa usullar</w:t>
+      </w:r>
+    </w:p>
+    <w:p>
+      <w:pPr>
+        <w:spacing w:after="120"/>
+        <w:jc w:val="both"/>
+      </w:pPr>
+      <w:r>
+        <w:t xml:space="preserve">Yuqori haroratga chidamsiz materiallar (optik asboblar, endoskoplar, plastmassalar) uchun past haroratli sterilizatsiya usullari qo'llaniladi. Kimyoviy sterilizatsiya — kuchli sterilizatsiyalovchi moddalar (glutaraldegid, vodorod peroksid eritmalari) bilan uzoq ekspozitsiyada amalga oshiriladi. Gazli sterilizatsiya — etilen oksidi yoki vodorod peroksid plazmasi yordamida past haroratda o'tkaziladi va termosezgir asboblar uchun qulay. Usulni tanlashda asbob materiali, issiqlik va namlikka chidamliligi hamda sterilizatsiya zarurati hisobga olinadi. Har bir usulning o'z afzalligi va cheklovlari bor, shu bois ular aniq vaziyatga qarab tanlanadi [2].</w:t>
+      </w:r>
+    </w:p>
+    <w:p>
+      <w:pPr>
+        <w:pStyle w:val="Heading2"/>
+        <w:spacing w:after="80" w:before="160"/>
+      </w:pPr>
+      <w:r>
+        <w:t xml:space="preserve">Sterilizatsiya nazorati</w:t>
+      </w:r>
+    </w:p>
+    <w:p>
+      <w:pPr>
+        <w:spacing w:after="120"/>
+        <w:jc w:val="both"/>
+      </w:pPr>
+      <w:r>
+        <w:t xml:space="preserve">Sterilizatsiya samaradorligi uch xil nazorat orqali tasdiqlanadi. Fizik nazorat — jarayon parametrlarini (harorat, bosim, vaqt) o'lchash va qayd etish. Kimyoviy nazorat — maxsus indikatorlar yordamida bo'lib, ular belgilangan rejimga erishilganda rangini o'zgartiradi. Bakteriologik (biologik) nazorat — eng ishonchli usul bo'lib, yuqori chidamli test-mikroorganizm sporalari sterilizatsiyadan so'ng tirik qolgan-qolmaganligini tekshiradi. Faqat barcha nazorat turlari ijobiy natija bergandagina sterilizatsiya ishonchli hisoblanadi. Nazoratsiz sterilizatsiya soxta xavfsizlik tuyg'usini keltirib chiqaradi [1][2]. Jahon sog'liqni saqlash tashkilotining tibbiy anjomlarni qayta ishlash bo'yicha qo'llanmasida ham sterilizatsiyaning har bir tsiklini monitoring qilish va biologik indikatorlar bilan davriy nazorat o'tkazish zarurligi ta'kidlanadi [2]. Bakteriologik nazorat uchun odatda yuqori termochidamli sporalar (masalan, Geobacillus stearothermophilus bug' sterilizatsiyasi uchun) qo'llaniladi; agar bu sporalar ham halok bo'lsa, boshqa barcha mikroorganizmlar albatta yo'q qilingan hisoblanadi. Shu bois biologik nazorat sterilizatsiya ishonchliligining "oltin standarti" sanaladi.</w:t>
+      </w:r>
+    </w:p>
+    <w:p>
+      <w:pPr>
+        <w:pStyle w:val="Heading2"/>
+        <w:spacing w:after="80" w:before="160"/>
+      </w:pPr>
+      <w:r>
+        <w:t xml:space="preserve">Epidemiologik ahamiyati</w:t>
+      </w:r>
+    </w:p>
+    <w:p>
+      <w:pPr>
+        <w:spacing w:after="120"/>
+        <w:jc w:val="both"/>
+      </w:pPr>
+      <w:r>
+        <w:t xml:space="preserve">Sterilizatsiyaning epidemiologik ahamiyati juda katta, chunki u tibbiy aralashuvlar natijasida infeksiya yuqishining oldini oladi. Yetarli darajada sterilizatsiya qilinmagan asboblar orqali qon bilan yuqadigan infeksiyalar (virusli gepatit B, C, OIV), yiringli-septik asoratlar va boshqa shifoxona ichi infeksiyalari tarqalishi mumkin. Shu bois sterilizatsiya zamonaviy davolash-profilaktika muassasalarida infeksion xavfsizlikning asosiy bo'g'inidir. Ayniqsa spora hosil qiluvchi qo'zg'atuvchilar (kuydirgi, qoqshol, botulizm) keltirishi mumkin bo'lgan asoratlarning oldini olishda sterilizatsiyaning muqobili yo'q, chunki faqat sterilizatsiya sporalarni to'liq yo'q qila oladi [1][2].</w:t>
+      </w:r>
+    </w:p>
+    <w:p>
+      <w:pPr>
+        <w:pStyle w:val="Heading2"/>
+        <w:spacing w:after="80" w:before="160"/>
+      </w:pPr>
+      <w:r>
+        <w:t xml:space="preserve">Tashkiliy jihatlar</w:t>
+      </w:r>
+    </w:p>
+    <w:p>
+      <w:pPr>
+        <w:spacing w:after="120"/>
+        <w:jc w:val="both"/>
+      </w:pPr>
+      <w:r>
+        <w:t xml:space="preserve">Sterilizatsiya ishi odatda markaziy sterilizatsiya bo'limida (MSB) markazlashgan tarzda tashkil etiladi; bu sifat nazoratini birlashtiradi va ishonchlilikni oshiradi. Bu masala O'zbekiston Respublikasida alohida sanitariya hujjati bilan tartibga solingan — SanQvaM № 0365-19 aynan "tibbiy anjom-asboblar va buyumlarni sterilizatsiya qilish markazlarini loyihalashtirish, qurish va ekspluatatsiya qilish" qoidalarini belgilaydi (O'zR Bosh davlat sanitariya vrachi tomonidan 2019-yil 14-mayda tasdiqlangan) [1]. Sterilizatsiya rejimlari va nazorat natijalari hujjatlashtiriladi, jihozlar (avtoklav, quruq-havo shkafi) muntazam texnik ko'rik va validatsiyadan o'tkaziladi. Xodimlar maxsus tayyorgarlikdan o'tgan bo'lishi va sterilizatsiya texnologiyasini bilishi talab etiladi. Steril materiallar belgilangan muddat va shartlarda, ifloslanishdan himoyalangan holda saqlanadi [1]. SanQvaM № 0365-19 sterilizatsiya markazlarining nafaqat ish jarayonini, balki bino rejasi, zonalarga bo'linishi va ekspluatatsiyasini ham tartibga soladi; bu esa sterilizatsiyani yaxlit, standartlashtirilgan tizim sifatida tashkil etishni ta'minlaydi [1]. Shu tariqa O'zbekistonda sterilizatsiya ishi aniq normativ-huquqiy asosga ega bo'lib, uning talablari majburiy va nazorat qilinadi.</w:t>
+      </w:r>
+    </w:p>
+    <w:p>
+      <w:pPr>
+        <w:pStyle w:val="Heading2"/>
+        <w:spacing w:after="80" w:before="160"/>
+      </w:pPr>
+      <w:r>
+        <w:t xml:space="preserve">Xulosa</w:t>
+      </w:r>
+    </w:p>
+    <w:p>
+      <w:pPr>
+        <w:spacing w:after="120"/>
+        <w:jc w:val="both"/>
+      </w:pPr>
+      <w:r>
+        <w:t xml:space="preserve">Sterilizatsiya — barcha mikroorganizmlarni, jumladan sporalarni ham to'liq yo'q qilishga qaratilgan jarayon bo'lib, u dezinfeksiyadan mutlaq mikrobsizlik darajasi bilan farq qiladi. Fizik usullar (bug', quruq issiq havo, nurlanish) eng keng tarqalgan, past haroratli kimyoviy va gazli usullar esa termosezgir asboblar uchun qo'llaniladi. Sterilizatsiya samaradorligi fizik, kimyoviy va bakteriologik nazorat orqali tasdiqlanadi. Sterilizatsiyaning epidemiologik ahamiyati — tibbiy aralashuvlar orqali infeksiya yuqishining, ayniqsa qon orqali yuqadigan infeksiyalar va yiringli asoratlarning oldini olishdir. Uning talablari O'zbekistonda SanQvaM № 0365-19 bilan belgilangan va vrach-epidemiolog uchun bu usullar hamda nazorat tartibini bilish zaruriy kasbiy malakadir.</w:t>
+      </w:r>
+    </w:p>
+    <w:p>
+      <w:pPr>
+        <w:pStyle w:val="Heading2"/>
+        <w:spacing w:after="80" w:before="220"/>
+      </w:pPr>
+      <w:r>
+        <w:t xml:space="preserve">Foydalanilgan adabiyotlar</w:t>
       </w:r>
     </w:p>
     <w:p>
@@ -66,7 +165,7 @@
         <w:spacing w:after="40"/>
       </w:pPr>
       <w:r>
-        <w:t xml:space="preserve">harorat belgilangan oraliqda, uzluksiz ushlab turilishi;</w:t>
+        <w:t xml:space="preserve">SanQvaM № 0365-19. Tibbiy anjom-asboblar va buyumlarni sterilizatsiya qilish markazlarini loyihalashtirish, qurish va ekspluatatsiya qilish sanitariya qoidalari va me'yorlari. — Toshkent, 2019.</w:t>
       </w:r>
     </w:p>
     <w:p>
@@ -79,7 +178,7 @@
         <w:spacing w:after="40"/>
       </w:pPr>
       <w:r>
-        <w:t xml:space="preserve">aksariyat vaksinalarni muzlatish qat'iyan taqiqlanishi (muzlash adsorbsiyalangan vaksinalarni buzadi);</w:t>
+        <w:t xml:space="preserve">World Health Organization. Decontamination and reprocessing of medical devices in health-care facilities, 2016. URL: https://www.who.int/publications/i/item/9789241549851</w:t>
       </w:r>
     </w:p>
     <w:p>
@@ -92,197 +191,7 @@
         <w:spacing w:after="40"/>
       </w:pPr>
       <w:r>
-        <w:t xml:space="preserve">vaksinalarni muddati bo'yicha, avval yaroqlilik muddati tugaydiganini oldin ishlatish tartibida joylashtirish;</w:t>
-      </w:r>
-    </w:p>
-    <w:p>
-      <w:pPr>
-        <w:pStyle w:val="ListParagraph"/>
-        <w:numPr>
-          <w:ilvl w:val="0"/>
-          <w:numId w:val="2"/>
-        </w:numPr>
-        <w:spacing w:after="40"/>
-      </w:pPr>
-      <w:r>
-        <w:t xml:space="preserve">muzlatgichda vaksinalarni havo aylanishini ta'minlab, devorlarga tegizmay saqlash.</w:t>
-      </w:r>
-    </w:p>
-    <w:p>
-      <w:pPr>
-        <w:spacing w:after="120"/>
-        <w:jc w:val="both"/>
-      </w:pPr>
-      <w:r>
-        <w:t xml:space="preserve">Muzlashga sezgir vaksinalar (masalan, adsorbsiyalangan AKDS, gepatit B, pentavalent) uchun muzlash yuqori haroratdan ko'ra xavfliroq, chunki muzlagan vaksina tashqi ko'rinishidan yaroqli ko'rinsa-da, samaradorligini butunlay yo'qotgan bo'ladi [2]. Muzlash gumoni bo'lgan adsorbsiyalangan vaksinalarni tekshirish uchun maxsus "chayqatish sinovi" (shake test) qo'llaniladi: muzlab, so'ng erigan vaksina cho'kma hosil qiladi va yaroqsiz hisoblanadi. Tirik vaksinalar (masalan, qizamiqqa qarshi) esa aksincha, issiqlikka sezgirroq va muzlatishga chidamli bo'lishi mumkin; shu bois har bir vaksina uchun ishlab chiqaruvchining ko'rsatmalariga rioya qilinadi.</w:t>
-      </w:r>
-    </w:p>
-    <w:p>
-      <w:pPr>
-        <w:pStyle w:val="Heading2"/>
-        <w:spacing w:after="80" w:before="160"/>
-      </w:pPr>
-      <w:r>
-        <w:t xml:space="preserve">Tashish talablari</w:t>
-      </w:r>
-    </w:p>
-    <w:p>
-      <w:pPr>
-        <w:spacing w:after="120"/>
-        <w:jc w:val="both"/>
-      </w:pPr>
-      <w:r>
-        <w:t xml:space="preserve">Vaksinalarni tashishda ham sovuqlik zanjiri saqlanadi. Tashish uchun maxsus jihozlar qo'llaniladi:</w:t>
-      </w:r>
-    </w:p>
-    <w:p>
-      <w:pPr>
-        <w:pStyle w:val="ListParagraph"/>
-        <w:numPr>
-          <w:ilvl w:val="0"/>
-          <w:numId w:val="2"/>
-        </w:numPr>
-        <w:spacing w:after="40"/>
-      </w:pPr>
-      <w:r>
-        <w:t xml:space="preserve">sovutuvchi kameralar va muzlatgichli avtomobillar — katta hajmdagi tashish uchun;</w:t>
-      </w:r>
-    </w:p>
-    <w:p>
-      <w:pPr>
-        <w:pStyle w:val="ListParagraph"/>
-        <w:numPr>
-          <w:ilvl w:val="0"/>
-          <w:numId w:val="2"/>
-        </w:numPr>
-        <w:spacing w:after="40"/>
-      </w:pPr>
-      <w:r>
-        <w:t xml:space="preserve">termokonteyner va sovutuvchi qutilar (cold box) — o'rta masofa uchun;</w:t>
-      </w:r>
-    </w:p>
-    <w:p>
-      <w:pPr>
-        <w:pStyle w:val="ListParagraph"/>
-        <w:numPr>
-          <w:ilvl w:val="0"/>
-          <w:numId w:val="2"/>
-        </w:numPr>
-        <w:spacing w:after="40"/>
-      </w:pPr>
-      <w:r>
-        <w:t xml:space="preserve">vaksina tashish sumkalari (vaccine carrier) — emlash nuqtasigacha olib borish uchun;</w:t>
-      </w:r>
-    </w:p>
-    <w:p>
-      <w:pPr>
-        <w:pStyle w:val="ListParagraph"/>
-        <w:numPr>
-          <w:ilvl w:val="0"/>
-          <w:numId w:val="2"/>
-        </w:numPr>
-        <w:spacing w:after="40"/>
-      </w:pPr>
-      <w:r>
-        <w:t xml:space="preserve">muzli akkumulyatorlar (ice-pack) — haroratni ushlab turuvchi element.</w:t>
-      </w:r>
-    </w:p>
-    <w:p>
-      <w:pPr>
-        <w:spacing w:after="120"/>
-        <w:jc w:val="both"/>
-      </w:pPr>
-      <w:r>
-        <w:t xml:space="preserve">Tashish davomida harorat indikatorlari va muzlashdan himoyalovchi vositalar ishlatiladi. JSST muzlashning oldini oluvchi maxsus sovutuvchi qutilar va sumkalarni tavsiya etadi, chunki muzlash vaksina uchun jiddiy xavf tug'diradi [2]. Tashish vaqti imkon qadar qisqartiriladi, muz akkumulyatorlari esa oldindan to'g'ri konditsiyalanadi — ya'ni muzdan chiqarilib, ularning sirtida kondensat paydo bo'lguncha ushlab turiladi, shunda vaksina haddan ortiq sovib muzlab qolmaydi. Emlash seansi davomida ochilgan vaksinalar sovutuvchi element ustida saqlanadi va belgilangan vaqtdan oshib ketganlar ishlatilmaydi.</w:t>
-      </w:r>
-    </w:p>
-    <w:p>
-      <w:pPr>
-        <w:pStyle w:val="Heading2"/>
-        <w:spacing w:after="80" w:before="160"/>
-      </w:pPr>
-      <w:r>
-        <w:t xml:space="preserve">Harorat nazorati</w:t>
-      </w:r>
-    </w:p>
-    <w:p>
-      <w:pPr>
-        <w:spacing w:after="120"/>
-        <w:jc w:val="both"/>
-      </w:pPr>
-      <w:r>
-        <w:t xml:space="preserve">Sovuqlik zanjirining ishonchliligi doimiy harorat nazoratiga asoslanadi. Buning uchun termometrlar, haroratni qayd etuvchi jurnallar, elektron data-loggerlar va vaksina monitoring kartalari (VVM — vaccine vial monitor) ishlatiladi. VVM vaksina flakoniga joylashtirilgan maxsus indikator bo'lib, u vaksina qancha vaqt issiqlikka ta'sirlanganini ko'rsatadi. Harorat buzilishi aniqlansa, tegishli vaksinalar darhol alohida ajratiladi va ularning yaroqliligi ishlab chiqaruvchi ko'rsatmalari asosida baholanadi. Nazorat natijalari muntazam hujjatlashtiriladi [1][2]. Muzlatgichlarda harorat kuniga kamida ikki marta o'lchanib, maxsus jurnalda qayd etiladi; elektr ta'minoti uzilishiga qarshi zaxira manbalar va muz akkumulyatorlari tayyor turadi. Vaksinalarni muzlatgichda to'g'ri joylashtirish ham muhim: eshikdagi javonlarda vaksina saqlanmaydi, chunki u yerda harorat beqaror bo'ladi.</w:t>
-      </w:r>
-    </w:p>
-    <w:p>
-      <w:pPr>
-        <w:pStyle w:val="Heading2"/>
-        <w:spacing w:after="80" w:before="160"/>
-      </w:pPr>
-      <w:r>
-        <w:t xml:space="preserve">Sovuqlik zanjirining ahamiyati</w:t>
-      </w:r>
-    </w:p>
-    <w:p>
-      <w:pPr>
-        <w:spacing w:after="120"/>
-        <w:jc w:val="both"/>
-      </w:pPr>
-      <w:r>
-        <w:t xml:space="preserve">Sovuqlik zanjirining ahamiyati immunprofilaktikaning yakuniy samarasini belgilashida namoyon bo'ladi. Harorat rejimi buzilgan vaksina bilan emlangan shaxs himoyalanmagan bo'lib qoladi, biroq bu rasman emlangan deb hisoblanadi — bu esa aholining haqiqiy immun qatlamini pasaytiradi va boshqariladigan kasalliklarning avj olishiga sabab bo'lishi mumkin. Shu bois sovuqlik zanjiri buzilishi nafaqat vaksinaning iqtisodiy yo'qotilishi, balki jiddiy epidemiologik xavf hamdir. Sovuqlik zanjirini ta'minlash immunprofilaktika dasturining ishonchliligi va aholi ishonchining asosidir [1][2]. Sovuqlik zanjiri buzilishining oldini olish uchun xodimlar maxsus o'qitiladi, jihozlar muntazam texnik ko'rikdan o'tkaziladi va zaxira quvvatlar ta'minlanadi. Shuningdek, vaksinalarni haddan tashqari ko'p zaxiralab qo'ymaslik tavsiya etiladi, chunki bu saqlash xavfini va yaroqlilik muddati o'tib ketish ehtimolini oshiradi. To'g'ri boshqarilgan zaxira va aylanma tizim isrofgarchilikni kamaytiradi.</w:t>
-      </w:r>
-    </w:p>
-    <w:p>
-      <w:pPr>
-        <w:pStyle w:val="Heading2"/>
-        <w:spacing w:after="80" w:before="160"/>
-      </w:pPr>
-      <w:r>
-        <w:t xml:space="preserve">Xulosa</w:t>
-      </w:r>
-    </w:p>
-    <w:p>
-      <w:pPr>
-        <w:spacing w:after="120"/>
-        <w:jc w:val="both"/>
-      </w:pPr>
-      <w:r>
-        <w:t xml:space="preserve">Vaksinalar samaradorligini saqlashi uchun ularni ishlab chiqarishdan emlashgacha bo'lgan barcha bosqichlarda uzluksiz harorat nazorati ostida — aksariyat vaksinalar uchun +2°C dan +8°C gacha oraliqda saqlash va tashish zarur. Bu uzluksiz tizim sovuqlik zanjiri deb ataladi. Muzlatish ko'pchilik vaksinalar uchun xavfli, harorat nazorati esa maxsus jihozlar va hujjatlashtirish orqali amalga oshiriladi. Sovuqlik zanjirining buzilishi vaksinani yaroqsiz qiladi va epidemiologik xavf tug'diradi; shu bois uning uzluksizligini ta'minlash immunprofilaktikaning hal qiluvchi shartidir. Vrach-epidemiolog uchun sovuqlik zanjiri talablarini bilish va nazorat qilish emlash ishining sifatini kafolatlashning muhim qismidir.</w:t>
-      </w:r>
-    </w:p>
-    <w:p>
-      <w:pPr>
-        <w:pStyle w:val="Heading2"/>
-        <w:spacing w:after="80" w:before="220"/>
-      </w:pPr>
-      <w:r>
-        <w:t xml:space="preserve">Foydalanilgan adabiyotlar</w:t>
-      </w:r>
-    </w:p>
-    <w:p>
-      <w:pPr>
-        <w:pStyle w:val="ListParagraph"/>
-        <w:numPr>
-          <w:ilvl w:val="0"/>
-          <w:numId w:val="3"/>
-        </w:numPr>
-        <w:spacing w:after="40"/>
-      </w:pPr>
-      <w:r>
-        <w:t xml:space="preserve">World Health Organization. Immunization in practice; Safe vaccine handling, cold chain and immunizations. Geneva: WHO. URL: https://www.who.int/teams/immunization-vaccines-and-biologicals</w:t>
-      </w:r>
-    </w:p>
-    <w:p>
-      <w:pPr>
-        <w:pStyle w:val="ListParagraph"/>
-        <w:numPr>
-          <w:ilvl w:val="0"/>
-          <w:numId w:val="3"/>
-        </w:numPr>
-        <w:spacing w:after="40"/>
-      </w:pPr>
-      <w:r>
-        <w:t xml:space="preserve">O'zbekiston Respublikasida profilaktik emlashlar o'tkazish kalendar rejasi va immunizatsiya bo'yicha uslubiy ko'rsatmalar. O'zR Sog'liqni saqlash vazirligi.</w:t>
+        <w:t xml:space="preserve">Mirtazayev O.M., Zuyeva L.P., Matnazarova G.S. Epidemiologiya. — Toshkent, 2016.</w:t>
       </w:r>
     </w:p>
     <w:sectPr>
@@ -491,6 +400,18 @@
       </w:pPr>
     </w:lvl>
   </w:abstractNum>
+  <w:abstractNum w:abstractNumId="90">
+    <w:multiLevelType w:val="hybridMultilevel"/>
+    <w:lvl w:ilvl="0">
+      <w:start w:val="1"/>
+      <w:numFmt w:val="decimal"/>
+      <w:lvlText w:val="%1)"/>
+      <w:lvlJc w:val="left"/>
+      <w:pPr>
+        <w:ind w:left="851" w:hanging="425"/>
+      </w:pPr>
+    </w:lvl>
+  </w:abstractNum>
   <w:num w:numId="1">
     <w:abstractNumId w:val="1"/>
     <w:lvlOverride w:ilvl="0">
@@ -498,12 +419,6 @@
     </w:lvlOverride>
   </w:num>
   <w:num w:numId="2">
-    <w:abstractNumId w:val="2"/>
-    <w:lvlOverride w:ilvl="0">
-      <w:startOverride w:val="1"/>
-    </w:lvlOverride>
-  </w:num>
-  <w:num w:numId="3">
     <w:abstractNumId w:val="4"/>
     <w:lvlOverride w:ilvl="0">
       <w:startOverride w:val="1"/>

--- a/javoblar/031.docx
+++ b/javoblar/031.docx
@@ -5,153 +5,311 @@
     <w:p>
       <w:pPr>
         <w:pStyle w:val="Heading1"/>
-        <w:spacing w:after="200"/>
-      </w:pPr>
-      <w:r>
+        <w:spacing w:after="240"/>
+        <w:jc w:val="center"/>
+      </w:pPr>
+      <w:r>
+        <w:rPr>
+          <w:rFonts w:ascii="Times New Roman" w:cs="Times New Roman" w:eastAsia="Times New Roman" w:hAnsi="Times New Roman"/>
+          <w:b/>
+          <w:bCs/>
+          <w:sz w:val="28"/>
+          <w:szCs w:val="28"/>
+        </w:rPr>
         <w:t xml:space="preserve">31. Sterilizatsiya turlari va usullari, ularning epidemiologik ahamiyati</w:t>
       </w:r>
     </w:p>
     <w:p>
       <w:pPr>
-        <w:spacing w:after="120"/>
+        <w:spacing w:after="120" w:line="276"/>
+        <w:ind w:firstLine="567"/>
         <w:jc w:val="both"/>
       </w:pPr>
       <w:r>
+        <w:rPr>
+          <w:rFonts w:ascii="Times New Roman" w:cs="Times New Roman" w:eastAsia="Times New Roman" w:hAnsi="Times New Roman"/>
+          <w:sz w:val="28"/>
+          <w:szCs w:val="28"/>
+        </w:rPr>
         <w:t xml:space="preserve">Sterilizatsiya — obyektda barcha mikroorganizmlarni, jumladan ularning eng chidamli shakllari bo'lmish sporalarni ham to'liq yo'q qilishga qaratilgan jarayondir. U dezinfeksiyadan tubdan farq qiladi: dezinfeksiya asosan vegetativ patogen shakllarni yo'qotsa, sterilizatsiya mutlaq mikrobsizlikni ta'minlaydi. Sterilizatsiya, ayniqsa, steril to'qimalar bilan kontaktga kiradigan tibbiy asboblar (jarrohlik asboblari, in'yeksiya vositalari, kateterlar) uchun zarur. U shifoxona ichi infeksiyalarining, jumladan qon orqali yuqadigan infeksiyalarning oldini olishda hal qiluvchi ahamiyatga ega [1][2].</w:t>
       </w:r>
     </w:p>
     <w:p>
       <w:pPr>
         <w:pStyle w:val="Heading2"/>
-        <w:spacing w:after="80" w:before="160"/>
-      </w:pPr>
-      <w:r>
+        <w:spacing w:after="100" w:before="200"/>
+      </w:pPr>
+      <w:r>
+        <w:rPr>
+          <w:rFonts w:ascii="Times New Roman" w:cs="Times New Roman" w:eastAsia="Times New Roman" w:hAnsi="Times New Roman"/>
+          <w:b/>
+          <w:bCs/>
+          <w:sz w:val="28"/>
+          <w:szCs w:val="28"/>
+        </w:rPr>
         <w:t xml:space="preserve">Sterilizatsiya bosqichlari</w:t>
       </w:r>
     </w:p>
     <w:p>
       <w:pPr>
-        <w:spacing w:after="120"/>
+        <w:spacing w:after="120" w:line="276"/>
+        <w:ind w:firstLine="567"/>
         <w:jc w:val="both"/>
       </w:pPr>
       <w:r>
+        <w:rPr>
+          <w:rFonts w:ascii="Times New Roman" w:cs="Times New Roman" w:eastAsia="Times New Roman" w:hAnsi="Times New Roman"/>
+          <w:sz w:val="28"/>
+          <w:szCs w:val="28"/>
+        </w:rPr>
         <w:t xml:space="preserve">Sterilizatsiya yakka jarayon emas, balki ketma-ket bosqichlarning yakuniy halqasidir. Tibbiy asboblarni qayta ishlash dezinfeksiya (qo'zg'atuvchilarni yo'q qilish va xodim xavfsizligi), sterilizatsiyadan oldingi tozalash (qon, oqsil va organik qoldiqlarni olib tashlash), quritish, nazorat va qadoqlashdan so'ng sterilizatsiya bilan yakunlanadi. Sterilizatsiyadan oldin obyektning yaxshi tozalanishi muhim, chunki organik qoldiq mikroorganizmlarni himoya qilib, sterilizatsiya samaradorligini keskin pasaytiradi. Shu bois har bir bosqich sterilizatsiyaning ishonchliligini ta'minlaydi va bu bosqichlarning ketma-ketligiga qat'iy rioya qilish shart [1].</w:t>
       </w:r>
     </w:p>
     <w:p>
       <w:pPr>
         <w:pStyle w:val="Heading2"/>
-        <w:spacing w:after="80" w:before="160"/>
-      </w:pPr>
-      <w:r>
+        <w:spacing w:after="100" w:before="200"/>
+      </w:pPr>
+      <w:r>
+        <w:rPr>
+          <w:rFonts w:ascii="Times New Roman" w:cs="Times New Roman" w:eastAsia="Times New Roman" w:hAnsi="Times New Roman"/>
+          <w:b/>
+          <w:bCs/>
+          <w:sz w:val="28"/>
+          <w:szCs w:val="28"/>
+        </w:rPr>
         <w:t xml:space="preserve">Fizik sterilizatsiya usullari</w:t>
       </w:r>
     </w:p>
     <w:p>
       <w:pPr>
-        <w:spacing w:after="120"/>
+        <w:spacing w:after="120" w:line="276"/>
+        <w:ind w:firstLine="567"/>
         <w:jc w:val="both"/>
       </w:pPr>
       <w:r>
+        <w:rPr>
+          <w:rFonts w:ascii="Times New Roman" w:cs="Times New Roman" w:eastAsia="Times New Roman" w:hAnsi="Times New Roman"/>
+          <w:sz w:val="28"/>
+          <w:szCs w:val="28"/>
+        </w:rPr>
         <w:t xml:space="preserve">Fizik usullar eng keng tarqalgan va ishonchli hisoblanadi. Bug' usuli (avtoklavlashtirish) — yuqori bosimli to'yingan bug' yordamida amalga oshiriladi va ko'pchilik metall asboblar, to'qima materiallar, shisha buyumlar uchun qo'llaniladi; u tez va samarali. Quruq issiq havo usuli (quruq-havo shkafi) — yuqori harorat bilan issiqlikka chidamli metall va shisha buyumlarni sterilizatsiya qiladi. Ikkala usul ham yuqori haroratga asoslangan bo'lib, mikroorganizmlar va ularning sporalarini oqsil denaturatsiyasi orqali halok qiladi. Nurli sterilizatsiya (gamma-nurlar) esa bir marta ishlatiladigan tibbiy mahsulotlarni (shpritslar, kateterlar, qo'lqoplar) sanoat sharoitida sterilizatsiya qilishda qo'llaniladi [1][2]. Bug' usuli eng afzal hisoblanadi, chunki u ekologik toza, tez va ishonchli; shuning uchun davolash muassasalarida avtoklavlashtirish asosiy usuldir. Quruq issiq havo esa nam bug' zararli ta'sir qiladigan yoki metall asboblarni korroziyadan himoya qilish zarur bo'lgan hollarda qo'llaniladi. Har bir usul uchun aniq harorat, bosim va ekspozitsiya vaqti rejimlari belgilangan bo'lib, ularga qat'iy rioya qilish sterilizatsiya natijasini belgilaydi.</w:t>
       </w:r>
     </w:p>
     <w:p>
       <w:pPr>
         <w:pStyle w:val="Heading2"/>
-        <w:spacing w:after="80" w:before="160"/>
-      </w:pPr>
-      <w:r>
+        <w:spacing w:after="100" w:before="200"/>
+      </w:pPr>
+      <w:r>
+        <w:rPr>
+          <w:rFonts w:ascii="Times New Roman" w:cs="Times New Roman" w:eastAsia="Times New Roman" w:hAnsi="Times New Roman"/>
+          <w:b/>
+          <w:bCs/>
+          <w:sz w:val="28"/>
+          <w:szCs w:val="28"/>
+        </w:rPr>
         <w:t xml:space="preserve">Kimyoviy va boshqa usullar</w:t>
       </w:r>
     </w:p>
     <w:p>
       <w:pPr>
-        <w:spacing w:after="120"/>
+        <w:spacing w:after="120" w:line="276"/>
+        <w:ind w:firstLine="567"/>
         <w:jc w:val="both"/>
       </w:pPr>
       <w:r>
+        <w:rPr>
+          <w:rFonts w:ascii="Times New Roman" w:cs="Times New Roman" w:eastAsia="Times New Roman" w:hAnsi="Times New Roman"/>
+          <w:sz w:val="28"/>
+          <w:szCs w:val="28"/>
+        </w:rPr>
         <w:t xml:space="preserve">Yuqori haroratga chidamsiz materiallar (optik asboblar, endoskoplar, plastmassalar) uchun past haroratli sterilizatsiya usullari qo'llaniladi. Kimyoviy sterilizatsiya — kuchli sterilizatsiyalovchi moddalar (glutaraldegid, vodorod peroksid eritmalari) bilan uzoq ekspozitsiyada amalga oshiriladi. Gazli sterilizatsiya — etilen oksidi yoki vodorod peroksid plazmasi yordamida past haroratda o'tkaziladi va termosezgir asboblar uchun qulay. Usulni tanlashda asbob materiali, issiqlik va namlikka chidamliligi hamda sterilizatsiya zarurati hisobga olinadi. Har bir usulning o'z afzalligi va cheklovlari bor, shu bois ular aniq vaziyatga qarab tanlanadi [2].</w:t>
       </w:r>
     </w:p>
     <w:p>
       <w:pPr>
         <w:pStyle w:val="Heading2"/>
-        <w:spacing w:after="80" w:before="160"/>
-      </w:pPr>
-      <w:r>
+        <w:spacing w:after="100" w:before="200"/>
+      </w:pPr>
+      <w:r>
+        <w:rPr>
+          <w:rFonts w:ascii="Times New Roman" w:cs="Times New Roman" w:eastAsia="Times New Roman" w:hAnsi="Times New Roman"/>
+          <w:b/>
+          <w:bCs/>
+          <w:sz w:val="28"/>
+          <w:szCs w:val="28"/>
+        </w:rPr>
         <w:t xml:space="preserve">Sterilizatsiya nazorati</w:t>
       </w:r>
     </w:p>
     <w:p>
       <w:pPr>
-        <w:spacing w:after="120"/>
+        <w:spacing w:after="120" w:line="276"/>
+        <w:ind w:firstLine="567"/>
         <w:jc w:val="both"/>
       </w:pPr>
       <w:r>
+        <w:rPr>
+          <w:rFonts w:ascii="Times New Roman" w:cs="Times New Roman" w:eastAsia="Times New Roman" w:hAnsi="Times New Roman"/>
+          <w:sz w:val="28"/>
+          <w:szCs w:val="28"/>
+        </w:rPr>
         <w:t xml:space="preserve">Sterilizatsiya samaradorligi uch xil nazorat orqali tasdiqlanadi. Fizik nazorat — jarayon parametrlarini (harorat, bosim, vaqt) o'lchash va qayd etish. Kimyoviy nazorat — maxsus indikatorlar yordamida bo'lib, ular belgilangan rejimga erishilganda rangini o'zgartiradi. Bakteriologik (biologik) nazorat — eng ishonchli usul bo'lib, yuqori chidamli test-mikroorganizm sporalari sterilizatsiyadan so'ng tirik qolgan-qolmaganligini tekshiradi. Faqat barcha nazorat turlari ijobiy natija bergandagina sterilizatsiya ishonchli hisoblanadi. Nazoratsiz sterilizatsiya soxta xavfsizlik tuyg'usini keltirib chiqaradi [1][2]. Jahon sog'liqni saqlash tashkilotining tibbiy anjomlarni qayta ishlash bo'yicha qo'llanmasida ham sterilizatsiyaning har bir tsiklini monitoring qilish va biologik indikatorlar bilan davriy nazorat o'tkazish zarurligi ta'kidlanadi [2]. Bakteriologik nazorat uchun odatda yuqori termochidamli sporalar (masalan, Geobacillus stearothermophilus bug' sterilizatsiyasi uchun) qo'llaniladi; agar bu sporalar ham halok bo'lsa, boshqa barcha mikroorganizmlar albatta yo'q qilingan hisoblanadi. Shu bois biologik nazorat sterilizatsiya ishonchliligining "oltin standarti" sanaladi.</w:t>
       </w:r>
     </w:p>
     <w:p>
       <w:pPr>
         <w:pStyle w:val="Heading2"/>
-        <w:spacing w:after="80" w:before="160"/>
-      </w:pPr>
-      <w:r>
+        <w:spacing w:after="100" w:before="200"/>
+      </w:pPr>
+      <w:r>
+        <w:rPr>
+          <w:rFonts w:ascii="Times New Roman" w:cs="Times New Roman" w:eastAsia="Times New Roman" w:hAnsi="Times New Roman"/>
+          <w:b/>
+          <w:bCs/>
+          <w:sz w:val="28"/>
+          <w:szCs w:val="28"/>
+        </w:rPr>
         <w:t xml:space="preserve">Epidemiologik ahamiyati</w:t>
       </w:r>
     </w:p>
     <w:p>
       <w:pPr>
-        <w:spacing w:after="120"/>
+        <w:spacing w:after="120" w:line="276"/>
+        <w:ind w:firstLine="567"/>
         <w:jc w:val="both"/>
       </w:pPr>
       <w:r>
+        <w:rPr>
+          <w:rFonts w:ascii="Times New Roman" w:cs="Times New Roman" w:eastAsia="Times New Roman" w:hAnsi="Times New Roman"/>
+          <w:sz w:val="28"/>
+          <w:szCs w:val="28"/>
+        </w:rPr>
         <w:t xml:space="preserve">Sterilizatsiyaning epidemiologik ahamiyati juda katta, chunki u tibbiy aralashuvlar natijasida infeksiya yuqishining oldini oladi. Yetarli darajada sterilizatsiya qilinmagan asboblar orqali qon bilan yuqadigan infeksiyalar (virusli gepatit B, C, OIV), yiringli-septik asoratlar va boshqa shifoxona ichi infeksiyalari tarqalishi mumkin. Shu bois sterilizatsiya zamonaviy davolash-profilaktika muassasalarida infeksion xavfsizlikning asosiy bo'g'inidir. Ayniqsa spora hosil qiluvchi qo'zg'atuvchilar (kuydirgi, qoqshol, botulizm) keltirishi mumkin bo'lgan asoratlarning oldini olishda sterilizatsiyaning muqobili yo'q, chunki faqat sterilizatsiya sporalarni to'liq yo'q qila oladi [1][2].</w:t>
       </w:r>
     </w:p>
     <w:p>
       <w:pPr>
         <w:pStyle w:val="Heading2"/>
-        <w:spacing w:after="80" w:before="160"/>
-      </w:pPr>
-      <w:r>
+        <w:spacing w:after="100" w:before="200"/>
+      </w:pPr>
+      <w:r>
+        <w:rPr>
+          <w:rFonts w:ascii="Times New Roman" w:cs="Times New Roman" w:eastAsia="Times New Roman" w:hAnsi="Times New Roman"/>
+          <w:b/>
+          <w:bCs/>
+          <w:sz w:val="28"/>
+          <w:szCs w:val="28"/>
+        </w:rPr>
         <w:t xml:space="preserve">Tashkiliy jihatlar</w:t>
       </w:r>
     </w:p>
     <w:p>
       <w:pPr>
-        <w:spacing w:after="120"/>
+        <w:spacing w:after="120" w:line="276"/>
+        <w:ind w:firstLine="567"/>
         <w:jc w:val="both"/>
       </w:pPr>
       <w:r>
+        <w:rPr>
+          <w:rFonts w:ascii="Times New Roman" w:cs="Times New Roman" w:eastAsia="Times New Roman" w:hAnsi="Times New Roman"/>
+          <w:sz w:val="28"/>
+          <w:szCs w:val="28"/>
+        </w:rPr>
         <w:t xml:space="preserve">Sterilizatsiya ishi odatda markaziy sterilizatsiya bo'limida (MSB) markazlashgan tarzda tashkil etiladi; bu sifat nazoratini birlashtiradi va ishonchlilikni oshiradi. Bu masala O'zbekiston Respublikasida alohida sanitariya hujjati bilan tartibga solingan — SanQvaM № 0365-19 aynan "tibbiy anjom-asboblar va buyumlarni sterilizatsiya qilish markazlarini loyihalashtirish, qurish va ekspluatatsiya qilish" qoidalarini belgilaydi (O'zR Bosh davlat sanitariya vrachi tomonidan 2019-yil 14-mayda tasdiqlangan) [1]. Sterilizatsiya rejimlari va nazorat natijalari hujjatlashtiriladi, jihozlar (avtoklav, quruq-havo shkafi) muntazam texnik ko'rik va validatsiyadan o'tkaziladi. Xodimlar maxsus tayyorgarlikdan o'tgan bo'lishi va sterilizatsiya texnologiyasini bilishi talab etiladi. Steril materiallar belgilangan muddat va shartlarda, ifloslanishdan himoyalangan holda saqlanadi [1]. SanQvaM № 0365-19 sterilizatsiya markazlarining nafaqat ish jarayonini, balki bino rejasi, zonalarga bo'linishi va ekspluatatsiyasini ham tartibga soladi; bu esa sterilizatsiyani yaxlit, standartlashtirilgan tizim sifatida tashkil etishni ta'minlaydi [1]. Shu tariqa O'zbekistonda sterilizatsiya ishi aniq normativ-huquqiy asosga ega bo'lib, uning talablari majburiy va nazorat qilinadi.</w:t>
       </w:r>
     </w:p>
     <w:p>
       <w:pPr>
         <w:pStyle w:val="Heading2"/>
-        <w:spacing w:after="80" w:before="160"/>
-      </w:pPr>
-      <w:r>
+        <w:spacing w:after="100" w:before="200"/>
+      </w:pPr>
+      <w:r>
+        <w:rPr>
+          <w:rFonts w:ascii="Times New Roman" w:cs="Times New Roman" w:eastAsia="Times New Roman" w:hAnsi="Times New Roman"/>
+          <w:b/>
+          <w:bCs/>
+          <w:sz w:val="28"/>
+          <w:szCs w:val="28"/>
+        </w:rPr>
+        <w:t xml:space="preserve">Usullar va nazorat chastotasi (SanPiN 0278-09)</w:t>
+      </w:r>
+    </w:p>
+    <w:p>
+      <w:pPr>
+        <w:spacing w:after="120" w:line="276"/>
+        <w:ind w:firstLine="567"/>
+        <w:jc w:val="both"/>
+      </w:pPr>
+      <w:r>
+        <w:rPr>
+          <w:rFonts w:ascii="Times New Roman" w:cs="Times New Roman" w:eastAsia="Times New Roman" w:hAnsi="Times New Roman"/>
+          <w:sz w:val="28"/>
+          <w:szCs w:val="28"/>
+        </w:rPr>
+        <w:t xml:space="preserve">SanPiN № 0278-09 sterilizatsiyani fizik (bug'li, havoli va qizdirilgan sharchalar muhitida) hamda kimyoviy (kimyoviy vositalar eritmalari va gaz) usullarga ajratadi; adekvat usul tanlash buyum xususiyatiga bog'liq [4]. Sterillik nazoratini sanitariya-epidemiologiya xizmati xodimlari yiliga kamida ikki marta, davolash muassasasining bakteriologiya laboratoriyasi esa oyiga kamida bir marta o'tkazadi; steril va nosteril zonalarda havo va yuzalar ko'rsatkichlari ham hisobga olinadi [4]. Barcha probirkalarda mikroorganizmlar o'smasa, buyumlar steril deb xulosa qilinadi, natijalar bakteriologik nazorat jurnaliga yoziladi [4].</w:t>
+      </w:r>
+    </w:p>
+    <w:p>
+      <w:pPr>
+        <w:spacing w:after="120" w:line="276"/>
+        <w:ind w:firstLine="567"/>
+        <w:jc w:val="both"/>
+      </w:pPr>
+      <w:r>
+        <w:rPr>
+          <w:rFonts w:ascii="Times New Roman" w:cs="Times New Roman" w:eastAsia="Times New Roman" w:hAnsi="Times New Roman"/>
+          <w:sz w:val="28"/>
+          <w:szCs w:val="28"/>
+        </w:rPr>
+        <w:t xml:space="preserve">SanQvaM № 0365-19 sterilizatsiya markazida tibbiy asboblarni samarali tozalash, mos o'rash materiallari va sterilizatsiya uskunalaridan foydalanish, to'g'ri qadoqlash, sterilizatorni to'g'ri to'ldirish, har bir tsiklga mos parametrlarni qo'llash va nazorat qilish hamda steril buyumlarni to'g'ri saqlash va tashishni shart qiladi [1].</w:t>
+      </w:r>
+    </w:p>
+    <w:p>
+      <w:pPr>
+        <w:pStyle w:val="Heading2"/>
+        <w:spacing w:after="100" w:before="200"/>
+      </w:pPr>
+      <w:r>
+        <w:rPr>
+          <w:rFonts w:ascii="Times New Roman" w:cs="Times New Roman" w:eastAsia="Times New Roman" w:hAnsi="Times New Roman"/>
+          <w:b/>
+          <w:bCs/>
+          <w:sz w:val="28"/>
+          <w:szCs w:val="28"/>
+        </w:rPr>
         <w:t xml:space="preserve">Xulosa</w:t>
       </w:r>
     </w:p>
     <w:p>
       <w:pPr>
-        <w:spacing w:after="120"/>
+        <w:spacing w:after="120" w:line="276"/>
+        <w:ind w:firstLine="567"/>
         <w:jc w:val="both"/>
       </w:pPr>
       <w:r>
-        <w:t xml:space="preserve">Sterilizatsiya — barcha mikroorganizmlarni, jumladan sporalarni ham to'liq yo'q qilishga qaratilgan jarayon bo'lib, u dezinfeksiyadan mutlaq mikrobsizlik darajasi bilan farq qiladi. Fizik usullar (bug', quruq issiq havo, nurlanish) eng keng tarqalgan, past haroratli kimyoviy va gazli usullar esa termosezgir asboblar uchun qo'llaniladi. Sterilizatsiya samaradorligi fizik, kimyoviy va bakteriologik nazorat orqali tasdiqlanadi. Sterilizatsiyaning epidemiologik ahamiyati — tibbiy aralashuvlar orqali infeksiya yuqishining, ayniqsa qon orqali yuqadigan infeksiyalar va yiringli asoratlarning oldini olishdir. Uning talablari O'zbekistonda SanQvaM № 0365-19 bilan belgilangan va vrach-epidemiolog uchun bu usullar hamda nazorat tartibini bilish zaruriy kasbiy malakadir.</w:t>
+        <w:rPr>
+          <w:rFonts w:ascii="Times New Roman" w:cs="Times New Roman" w:eastAsia="Times New Roman" w:hAnsi="Times New Roman"/>
+          <w:sz w:val="28"/>
+          <w:szCs w:val="28"/>
+        </w:rPr>
+        <w:t xml:space="preserve">Sterilizatsiya — barcha mikroorganizmlarni, jumladan sporalarni ham to'liq yo'q qilishga qaratilgan jarayon bo'lib, u dezinfeksiyadan mutlaq mikrobsizlik darajasi bilan farq qiladi. Fizik usullar (bug', quruq issiq havo, nurlanish) eng keng tarqalgan, past haroratli kimyoviy va gazli usullar esa termosezgir asboblar uchun qo'llaniladi. Sterilizatsiya samaradorligi fizik, kimyoviy va bakteriologik nazorat orqali tasdiqlanadi. Sterilizatsiyaning epidemiologik ahamiyati — tibbiy aralashuvlar orqali infeksiya yuqishining, ayniqsa qon orqali yuqadigan infeksiyalar va yiringli asoratlarning oldini olishdir. Uning talablari O'zbekistonda SanQvaM № 0365-19 bilan belgilangan va vrach-epidemiolog uchun bu usullar hamda nazorat tartibini bilish zaruriy kasbiy malakadir. Darslikka ko'ra, zamonaviy kurash tizimi to'g'ri tashkil etilganda patogen mikroorganizmlar keltirib chiqargan kasalxona ichi infeksiyalari katta va hal etilmaydigan muammo emas; qo'llarni yuvish va dezinfeksiya qilish ularning oldini oluvchi muhim amal hisoblanadi [3]. CDC yo'riqnomasining maqsadi ham dezinfeksiya va sterilizatsiyani to'g'ri qo'llash orqali tibbiy yordam bilan bog'liq infeksiyalar ko'rsatkichini kamaytirishdir [5].</w:t>
       </w:r>
     </w:p>
     <w:p>
       <w:pPr>
         <w:pStyle w:val="Heading2"/>
-        <w:spacing w:after="80" w:before="220"/>
-      </w:pPr>
-      <w:r>
+        <w:spacing w:after="100" w:before="280"/>
+      </w:pPr>
+      <w:r>
+        <w:rPr>
+          <w:rFonts w:ascii="Times New Roman" w:cs="Times New Roman" w:eastAsia="Times New Roman" w:hAnsi="Times New Roman"/>
+          <w:b/>
+          <w:bCs/>
+          <w:sz w:val="28"/>
+          <w:szCs w:val="28"/>
+        </w:rPr>
         <w:t xml:space="preserve">Foydalanilgan adabiyotlar</w:t>
       </w:r>
     </w:p>
@@ -162,10 +320,15 @@
           <w:ilvl w:val="0"/>
           <w:numId w:val="2"/>
         </w:numPr>
-        <w:spacing w:after="40"/>
-      </w:pPr>
-      <w:r>
-        <w:t xml:space="preserve">SanQvaM № 0365-19. Tibbiy anjom-asboblar va buyumlarni sterilizatsiya qilish markazlarini loyihalashtirish, qurish va ekspluatatsiya qilish sanitariya qoidalari va me'yorlari. — Toshkent, 2019.</w:t>
+        <w:spacing w:after="80" w:line="260"/>
+      </w:pPr>
+      <w:r>
+        <w:rPr>
+          <w:rFonts w:ascii="Times New Roman" w:cs="Times New Roman" w:eastAsia="Times New Roman" w:hAnsi="Times New Roman"/>
+          <w:sz w:val="28"/>
+          <w:szCs w:val="28"/>
+        </w:rPr>
+        <w:t xml:space="preserve">SanQvaM № 0365-19: Tibbiy anjom-asboblar va buyumlarni sterilizatsiya qilish markazlarini loyihalashtirish, qurish va ekspluatatsiya qilish sanitariya qoidalari va me'yorlari. Toshkent, 2019 (rasmiy nashr). Manba: xayrullokomilov.uz/kutubxona, material № 760 (kutubxonada "SanPiN" deb nomlangan; matnda tasdiqlovchi shaxs va sana to'ldirilmagan — tasdiqlanmagan; matn kirill yozuvida).</w:t>
       </w:r>
     </w:p>
     <w:p>
@@ -175,9 +338,14 @@
           <w:ilvl w:val="0"/>
           <w:numId w:val="2"/>
         </w:numPr>
-        <w:spacing w:after="40"/>
-      </w:pPr>
-      <w:r>
+        <w:spacing w:after="80" w:line="260"/>
+      </w:pPr>
+      <w:r>
+        <w:rPr>
+          <w:rFonts w:ascii="Times New Roman" w:cs="Times New Roman" w:eastAsia="Times New Roman" w:hAnsi="Times New Roman"/>
+          <w:sz w:val="28"/>
+          <w:szCs w:val="28"/>
+        </w:rPr>
         <w:t xml:space="preserve">World Health Organization. Decontamination and reprocessing of medical devices in health-care facilities, 2016. URL: https://www.who.int/publications/i/item/9789241549851</w:t>
       </w:r>
     </w:p>
@@ -188,15 +356,56 @@
           <w:ilvl w:val="0"/>
           <w:numId w:val="2"/>
         </w:numPr>
-        <w:spacing w:after="40"/>
-      </w:pPr>
-      <w:r>
-        <w:t xml:space="preserve">Mirtazayev O.M., Zuyeva L.P., Matnazarova G.S. Epidemiologiya. — Toshkent, 2016.</w:t>
+        <w:spacing w:after="80" w:line="260"/>
+      </w:pPr>
+      <w:r>
+        <w:rPr>
+          <w:rFonts w:ascii="Times New Roman" w:cs="Times New Roman" w:eastAsia="Times New Roman" w:hAnsi="Times New Roman"/>
+          <w:sz w:val="28"/>
+          <w:szCs w:val="28"/>
+        </w:rPr>
+        <w:t xml:space="preserve">Mirtazayev O.M., Zueva L.P., Matnazarova G.S. Epidemiologiya (darslik). Toshkent, 2016. Manba: xayrullokomilov.uz/kutubxona, material № 2356 (matn kirill yozuvida).</w:t>
+      </w:r>
+    </w:p>
+    <w:p>
+      <w:pPr>
+        <w:pStyle w:val="ListParagraph"/>
+        <w:numPr>
+          <w:ilvl w:val="0"/>
+          <w:numId w:val="2"/>
+        </w:numPr>
+        <w:spacing w:after="80" w:line="260"/>
+      </w:pPr>
+      <w:r>
+        <w:rPr>
+          <w:rFonts w:ascii="Times New Roman" w:cs="Times New Roman" w:eastAsia="Times New Roman" w:hAnsi="Times New Roman"/>
+          <w:sz w:val="28"/>
+          <w:szCs w:val="28"/>
+        </w:rPr>
+        <w:t xml:space="preserve">SanPiN № 0278-09: Davolash-profilaktika muassasalarida dezinfeksiya va sterilizatsiya tadbirlarini tashkil etish va nazorat qilish sanitariya qoidalari va normativlari. Manba: xayrullokomilov.uz/kutubxona, material № 852 (matn rus tilida; kutubxonada kuchda deb belgilangan, rasmiy qabul sanasi ko'rsatilmagan).</w:t>
+      </w:r>
+    </w:p>
+    <w:p>
+      <w:pPr>
+        <w:pStyle w:val="ListParagraph"/>
+        <w:numPr>
+          <w:ilvl w:val="0"/>
+          <w:numId w:val="2"/>
+        </w:numPr>
+        <w:spacing w:after="80" w:line="260"/>
+      </w:pPr>
+      <w:r>
+        <w:rPr>
+          <w:rFonts w:ascii="Times New Roman" w:cs="Times New Roman" w:eastAsia="Times New Roman" w:hAnsi="Times New Roman"/>
+          <w:sz w:val="28"/>
+          <w:szCs w:val="28"/>
+        </w:rPr>
+        <w:t xml:space="preserve">Rutala W.A., Weber D.J.; Healthcare Infection Control Practices Advisory Committee (HICPAC). Guideline for Disinfection and Sterilization in Healthcare Facilities, 2008. Centers for Disease Control and Prevention. URL: https://stacks.cdc.gov/view/cdc/47378 (kirilgan sana: 30.10.2026).</w:t>
       </w:r>
     </w:p>
     <w:sectPr>
       <w:pgSz w:w="11906" w:h="16838" w:orient="portrait"/>
-      <w:pgMar w:top="1134" w:right="850" w:bottom="1134" w:left="1418" w:header="708" w:footer="708" w:gutter="0"/>
+      <w:pgMar w:top="1134" w:right="850" w:bottom="1134" w:left="1701" w:header="708" w:footer="708" w:gutter="0"/>
       <w:pgNumType/>
       <w:docGrid w:linePitch="360"/>
     </w:sectPr>
@@ -368,48 +577,17 @@
     <w:multiLevelType w:val="hybridMultilevel"/>
     <w:lvl w:ilvl="0" w:tentative="1">
       <w:start w:val="1"/>
-      <w:numFmt w:val="bullet"/>
-      <w:lvlText w:val="•"/>
+      <w:numFmt w:val="decimal"/>
+      <w:lvlText w:val="[%1]"/>
       <w:lvlJc w:val="left"/>
       <w:pPr>
-        <w:ind w:left="576" w:hanging="316"/>
-      </w:pPr>
-    </w:lvl>
-  </w:abstractNum>
-  <w:abstractNum w:abstractNumId="3" w15:restartNumberingAfterBreak="0">
-    <w:multiLevelType w:val="hybridMultilevel"/>
-    <w:lvl w:ilvl="0" w:tentative="1">
-      <w:start w:val="1"/>
-      <w:numFmt w:val="decimal"/>
-      <w:lvlText w:val="%1."/>
-      <w:lvlJc w:val="left"/>
-      <w:pPr>
-        <w:ind w:left="576" w:hanging="316"/>
-      </w:pPr>
-    </w:lvl>
-  </w:abstractNum>
-  <w:abstractNum w:abstractNumId="4" w15:restartNumberingAfterBreak="0">
-    <w:multiLevelType w:val="hybridMultilevel"/>
-    <w:lvl w:ilvl="0" w:tentative="1">
-      <w:start w:val="1"/>
-      <w:numFmt w:val="decimal"/>
-      <w:lvlText w:val="%1."/>
-      <w:lvlJc w:val="left"/>
-      <w:pPr>
-        <w:ind w:left="576" w:hanging="316"/>
-      </w:pPr>
-    </w:lvl>
-  </w:abstractNum>
-  <w:abstractNum w:abstractNumId="90">
-    <w:multiLevelType w:val="hybridMultilevel"/>
-    <w:lvl w:ilvl="0">
-      <w:start w:val="1"/>
-      <w:numFmt w:val="decimal"/>
-      <w:lvlText w:val="%1)"/>
-      <w:lvlJc w:val="left"/>
-      <w:pPr>
-        <w:ind w:left="851" w:hanging="425"/>
-      </w:pPr>
+        <w:ind w:left="720" w:hanging="720"/>
+      </w:pPr>
+      <w:rPr>
+        <w:rFonts w:ascii="Times New Roman" w:cs="Times New Roman" w:eastAsia="Times New Roman" w:hAnsi="Times New Roman"/>
+        <w:sz w:val="28"/>
+        <w:szCs w:val="28"/>
+      </w:rPr>
     </w:lvl>
   </w:abstractNum>
   <w:num w:numId="1">
@@ -419,7 +597,7 @@
     </w:lvlOverride>
   </w:num>
   <w:num w:numId="2">
-    <w:abstractNumId w:val="4"/>
+    <w:abstractNumId w:val="2"/>
     <w:lvlOverride w:ilvl="0">
       <w:startOverride w:val="1"/>
     </w:lvlOverride>
@@ -433,8 +611,8 @@
     <w:rPrDefault>
       <w:rPr>
         <w:rFonts w:ascii="Times New Roman" w:cs="Times New Roman" w:eastAsia="Times New Roman" w:hAnsi="Times New Roman"/>
-        <w:sz w:val="24"/>
-        <w:szCs w:val="24"/>
+        <w:sz w:val="28"/>
+        <w:szCs w:val="28"/>
       </w:rPr>
     </w:rPrDefault>
     <w:pPrDefault/>
@@ -569,7 +747,7 @@
     <w:unhideWhenUsed/>
     <w:pPr>
       <w:spacing w:after="100"/>
-      <w:ind w:left="240"/>
+      <w:ind w:left="280"/>
     </w:pPr>
   </w:style>
   <w:style w:type="paragraph" w:styleId="TOC3">
@@ -581,7 +759,7 @@
     <w:unhideWhenUsed/>
     <w:pPr>
       <w:spacing w:after="100"/>
-      <w:ind w:left="480"/>
+      <w:ind w:left="560"/>
     </w:pPr>
   </w:style>
   <w:style w:type="paragraph" w:styleId="TOC4">
@@ -593,7 +771,7 @@
     <w:unhideWhenUsed/>
     <w:pPr>
       <w:spacing w:after="100"/>
-      <w:ind w:left="720"/>
+      <w:ind w:left="840"/>
     </w:pPr>
   </w:style>
   <w:style w:type="paragraph" w:styleId="TOC5">
@@ -605,7 +783,7 @@
     <w:unhideWhenUsed/>
     <w:pPr>
       <w:spacing w:after="100"/>
-      <w:ind w:left="960"/>
+      <w:ind w:left="1120"/>
     </w:pPr>
   </w:style>
   <w:style w:type="paragraph" w:styleId="TOC6">
@@ -617,7 +795,7 @@
     <w:unhideWhenUsed/>
     <w:pPr>
       <w:spacing w:after="100"/>
-      <w:ind w:left="1200"/>
+      <w:ind w:left="1400"/>
     </w:pPr>
   </w:style>
   <w:style w:type="paragraph" w:styleId="TOC7">
@@ -629,7 +807,7 @@
     <w:unhideWhenUsed/>
     <w:pPr>
       <w:spacing w:after="100"/>
-      <w:ind w:left="1440"/>
+      <w:ind w:left="1680"/>
     </w:pPr>
   </w:style>
   <w:style w:type="paragraph" w:styleId="TOC8">
@@ -641,7 +819,7 @@
     <w:unhideWhenUsed/>
     <w:pPr>
       <w:spacing w:after="100"/>
-      <w:ind w:left="1680"/>
+      <w:ind w:left="1960"/>
     </w:pPr>
   </w:style>
   <w:style w:type="paragraph" w:styleId="TOC9">
@@ -653,7 +831,7 @@
     <w:unhideWhenUsed/>
     <w:pPr>
       <w:spacing w:after="100"/>
-      <w:ind w:left="1920"/>
+      <w:ind w:left="2240"/>
     </w:pPr>
   </w:style>
   <w:style w:type="character" w:styleId="Hyperlink">
@@ -753,15 +931,16 @@
     <w:next w:val="Normal"/>
     <w:qFormat/>
     <w:pPr>
-      <w:spacing w:after="200"/>
-      <w:jc w:val="center"/>
+      <w:spacing w:after="240" w:before="0"/>
+      <w:outlineLvl w:val="0"/>
     </w:pPr>
     <w:rPr>
       <w:rFonts w:ascii="Times New Roman" w:cs="Times New Roman" w:eastAsia="Times New Roman" w:hAnsi="Times New Roman"/>
       <w:b/>
       <w:bCs/>
-      <w:sz w:val="28"/>
-      <w:szCs w:val="28"/>
+      <w:color w:val="000000"/>
+      <w:sz w:val="30"/>
+      <w:szCs w:val="30"/>
     </w:rPr>
   </w:style>
   <w:style w:type="paragraph" w:styleId="Heading2">
@@ -769,12 +948,17 @@
     <w:basedOn w:val="Normal"/>
     <w:next w:val="Normal"/>
     <w:qFormat/>
+    <w:pPr>
+      <w:spacing w:after="100" w:before="200"/>
+      <w:outlineLvl w:val="1"/>
+    </w:pPr>
     <w:rPr>
       <w:rFonts w:ascii="Times New Roman" w:cs="Times New Roman" w:eastAsia="Times New Roman" w:hAnsi="Times New Roman"/>
       <w:b/>
       <w:bCs/>
-      <w:sz w:val="26"/>
-      <w:szCs w:val="26"/>
+      <w:color w:val="000000"/>
+      <w:sz w:val="28"/>
+      <w:szCs w:val="28"/>
     </w:rPr>
   </w:style>
 </w:styles>
